--- a/CSC327-Cryptography/Lab/lab-report-cover.docx
+++ b/CSC327-Cryptography/Lab/lab-report-cover.docx
@@ -500,13 +500,43 @@
               <w:t xml:space="preserve"> </w:t>
             </w:r>
             <w:r>
+              <w:t>5-2-551-6-2023</w:t>
+            </w:r>
+            <w:r>
               <w:br/>
             </w:r>
             <w:r>
-              <w:t>Year/Semester:</w:t>
+              <w:t>Year</w:t>
             </w:r>
             <w:r>
-              <w:t xml:space="preserve"> 5</w:t>
+              <w:t xml:space="preserve"> </w:t>
+            </w:r>
+            <w:r>
+              <w:t>/</w:t>
+            </w:r>
+            <w:r>
+              <w:t xml:space="preserve"> </w:t>
+            </w:r>
+            <w:r>
+              <w:t>Semester:</w:t>
+            </w:r>
+            <w:r>
+              <w:t xml:space="preserve"> </w:t>
+            </w:r>
+            <w:r>
+              <w:t>3</w:t>
+            </w:r>
+            <w:r>
+              <w:rPr>
+                <w:vertAlign w:val="superscript"/>
+              </w:rPr>
+              <w:t>rd</w:t>
+            </w:r>
+            <w:r>
+              <w:t xml:space="preserve"> Year / </w:t>
+            </w:r>
+            <w:r>
+              <w:t>5</w:t>
             </w:r>
             <w:r>
               <w:rPr>
